--- a/LOR/5) Expert_Opinion_Letter on Tools_TC.docx
+++ b/LOR/5) Expert_Opinion_Letter on Tools_TC.docx
@@ -526,24 +526,7 @@
               <w:jc w:val="both"/>
             </w:pPr>
             <w:r>
-              <w:rPr>
-                <w:b/>
-                <w:bCs/>
-                <w:color w:val="1B4F8A"/>
-                <w:sz w:val="20"/>
-                <w:szCs w:val="20"/>
-              </w:rPr>
-              <w:t xml:space="preserve">Exhibit </w:t>
-            </w:r>
-            <w:r>
-              <w:rPr>
-                <w:b/>
-                <w:bCs/>
-                <w:color w:val="1B4F8A"/>
-                <w:sz w:val="20"/>
-                <w:szCs w:val="20"/>
-              </w:rPr>
-              <w:t>12.1</w:t>
+              <w:t w:space="preserve">Exhibit 24</w:t>
             </w:r>
           </w:p>
         </w:tc>
@@ -604,24 +587,7 @@
               <w:jc w:val="both"/>
             </w:pPr>
             <w:r>
-              <w:rPr>
-                <w:b/>
-                <w:bCs/>
-                <w:color w:val="1B4F8A"/>
-                <w:sz w:val="20"/>
-                <w:szCs w:val="20"/>
-              </w:rPr>
-              <w:t xml:space="preserve">Exhibit </w:t>
-            </w:r>
-            <w:r>
-              <w:rPr>
-                <w:b/>
-                <w:bCs/>
-                <w:color w:val="1B4F8A"/>
-                <w:sz w:val="20"/>
-                <w:szCs w:val="20"/>
-              </w:rPr>
-              <w:t>12.2</w:t>
+              <w:t w:space="preserve">Exhibit 25</w:t>
             </w:r>
           </w:p>
         </w:tc>
@@ -682,24 +648,7 @@
               <w:jc w:val="both"/>
             </w:pPr>
             <w:r>
-              <w:rPr>
-                <w:b/>
-                <w:bCs/>
-                <w:color w:val="1B4F8A"/>
-                <w:sz w:val="20"/>
-                <w:szCs w:val="20"/>
-              </w:rPr>
-              <w:t xml:space="preserve">Exhibit </w:t>
-            </w:r>
-            <w:r>
-              <w:rPr>
-                <w:b/>
-                <w:bCs/>
-                <w:color w:val="1B4F8A"/>
-                <w:sz w:val="20"/>
-                <w:szCs w:val="20"/>
-              </w:rPr>
-              <w:t>12.3</w:t>
+              <w:t w:space="preserve">Exhibit 26</w:t>
             </w:r>
           </w:p>
         </w:tc>
@@ -760,24 +709,7 @@
               <w:jc w:val="both"/>
             </w:pPr>
             <w:r>
-              <w:rPr>
-                <w:b/>
-                <w:bCs/>
-                <w:color w:val="1B4F8A"/>
-                <w:sz w:val="20"/>
-                <w:szCs w:val="20"/>
-              </w:rPr>
-              <w:t xml:space="preserve">Exhibit </w:t>
-            </w:r>
-            <w:r>
-              <w:rPr>
-                <w:b/>
-                <w:bCs/>
-                <w:color w:val="1B4F8A"/>
-                <w:sz w:val="20"/>
-                <w:szCs w:val="20"/>
-              </w:rPr>
-              <w:t>12.4</w:t>
+              <w:t w:space="preserve">Exhibit 27</w:t>
             </w:r>
           </w:p>
         </w:tc>
@@ -850,24 +782,7 @@
               <w:jc w:val="both"/>
             </w:pPr>
             <w:r>
-              <w:rPr>
-                <w:b/>
-                <w:bCs/>
-                <w:color w:val="1B4F8A"/>
-                <w:sz w:val="20"/>
-                <w:szCs w:val="20"/>
-              </w:rPr>
-              <w:t xml:space="preserve">Exhibit </w:t>
-            </w:r>
-            <w:r>
-              <w:rPr>
-                <w:b/>
-                <w:bCs/>
-                <w:color w:val="1B4F8A"/>
-                <w:sz w:val="20"/>
-                <w:szCs w:val="20"/>
-              </w:rPr>
-              <w:t>12.5</w:t>
+              <w:t w:space="preserve">Exhibit 28</w:t>
             </w:r>
           </w:p>
         </w:tc>
@@ -1571,7 +1486,7 @@
                 <w:sz w:val="20"/>
                 <w:szCs w:val="20"/>
               </w:rPr>
-              <w:t xml:space="preserve">Exhibit 12.1 — Cloud-Based </w:t>
+              <w:t xml:space="preserve">Exhibit 24 — Cloud-Based </w:t>
             </w:r>
             <w:del w:id="200" w:author="NIW Review Tracker" w:date="2026-06-15T00:00:00Z">
               <w:r>
@@ -1662,13 +1577,7 @@
         <w:jc w:val="both"/>
       </w:pPr>
       <w:r>
-        <w:t xml:space="preserve">Exhibit </w:t>
-      </w:r>
-      <w:r>
-        <w:t>12.1</w:t>
-      </w:r>
-      <w:r>
-        <w:t xml:space="preserve"> presents a Cloud-Based Internal Control Matrix (ICM) Dashboard covering 130+ individual controls across 11 domains. As an academic who has published on COSO-based internal control design for government entities, I find the architecture technically sound in the following specific respects:</w:t>
+        <w:t w:space="preserve">Exhibit 24 presents a Cloud-Based Internal Control Matrix (ICM) Dashboard covering 130+ individual controls across 11 domains. As an academic who has published on COSO-based internal control design for government entities, I find the architecture technically sound in the following specific respects:</w:t>
       </w:r>
     </w:p>
     <w:p>
@@ -1792,17 +1701,7 @@
         <w:jc w:val="both"/>
       </w:pPr>
       <w:r>
-        <w:t xml:space="preserve">The ICM's domain-to-regulation mapping — as reflected in Exhibit </w:t>
-      </w:r>
-      <w:r>
-        <w:t>12.1</w:t>
-      </w:r>
-      <w:r>
-        <w:t>'s coverage table — correctly matches controls to their governing OMB provisions: Governance &amp; Ethics to 2 CFR §200.303 and GAO Green Book Principles 1–5; Procurement to §§200.317–327; Subrecipient Monitoring to §§200.330–332; Cost Principles to §§200.400–</w:t>
-      </w:r>
-      <w:r>
-        <w:lastRenderedPageBreak/>
-        <w:t>475; Performance &amp; Reporting to §§200.328–329; Records to §200.334; and Award Closeout to §200.344. These mappings are accurate. I also note that the alignment to GAO Green Book Internal Control Standards (2023) is technically correct — the 2023 edition is the current authoritative version, and its 17 principles provide the appropriate reference framework for entity-level internal control assessment.</w:t>
+        <w:t w:space="preserve">The ICM's domain-to-regulation mapping — as reflected in Exhibit 24's coverage table — correctly matches controls to their governing OMB provisions: Governance &amp; Ethics to 2 CFR §200.303 and GAO Green Book Principles 1–5; Procurement to §§200.317–327; Subrecipient Monitoring to §§200.330–332; Cost Principles to §§200.400–475; Performance &amp; Reporting to §§200.328–329; Records to §200.334; and Award Closeout to §200.344. These mappings are accurate. I also note that the alignment to GAO Green Book Internal Control Standards (2023) is technically correct — the 2023 edition is the current authoritative version, and its 17 principles provide the appropriate reference framework for entity-level internal control assessment.</w:t>
       </w:r>
     </w:p>
     <w:p>
@@ -1839,31 +1738,7 @@
         <w:jc w:val="both"/>
       </w:pPr>
       <w:r>
-        <w:rPr>
-          <w:b/>
-          <w:bCs/>
-          <w:color w:val="7D6608"/>
-        </w:rPr>
-        <w:t>OMB A-123 vs. Exhibit 1</w:t>
-      </w:r>
-      <w:r>
-        <w:rPr>
-          <w:b/>
-          <w:bCs/>
-          <w:color w:val="7D6608"/>
-        </w:rPr>
-        <w:t>2.1</w:t>
-      </w:r>
-      <w:r>
-        <w:rPr>
-          <w:b/>
-          <w:bCs/>
-          <w:color w:val="7D6608"/>
-        </w:rPr>
-        <w:t xml:space="preserve">: </w:t>
-      </w:r>
-      <w:r>
-        <w:t>OMB Circular A-123 (Management's Responsibility for Enterprise Risk Management) provides the conceptual framework for federal agency internal control assessment. However, A-123 does not provide a pre-built internal control matrix for grant recipients with individual controls mapped to 2 CFR 200 clause-level citations. Mr. Bilal's ICM translates the conceptual framework into an operational tool applicable to grantees.</w:t>
+        <w:t w:space="preserve">OMB A-123 vs. Exhibit 24: OMB Circular A-123 (Management's Responsibility for Enterprise Risk Management) provides the conceptual framework for federal agency internal control assessment. However, A-123 does not provide a pre-built internal control matrix for grant recipients with individual controls mapped to 2 CFR 200 clause-level citations. Mr. Bilal's ICM translates the conceptual framework into an operational tool applicable to grantees.</w:t>
       </w:r>
     </w:p>
     <w:p>
@@ -1877,31 +1752,7 @@
         <w:jc w:val="both"/>
       </w:pPr>
       <w:r>
-        <w:rPr>
-          <w:b/>
-          <w:bCs/>
-          <w:color w:val="7D6608"/>
-        </w:rPr>
-        <w:t>Commercial GRC platforms vs. Exhibit 1</w:t>
-      </w:r>
-      <w:r>
-        <w:rPr>
-          <w:b/>
-          <w:bCs/>
-          <w:color w:val="7D6608"/>
-        </w:rPr>
-        <w:t>2.1</w:t>
-      </w:r>
-      <w:r>
-        <w:rPr>
-          <w:b/>
-          <w:bCs/>
-          <w:color w:val="7D6608"/>
-        </w:rPr>
-        <w:t xml:space="preserve">: </w:t>
-      </w:r>
-      <w:r>
-        <w:t>Governance, Risk, and Compliance (GRC) platforms (ServiceNow GRC, RSA Archer, MetricStream) provide configurable control frameworks at $30,000–$100,000+ annually. They are not pre-configured for OMB 2 CFR 200. The petitioner's free, pre-configured ICM mapped to specific OMB citations serves the same function for zero cost to the end user.</w:t>
+        <w:t w:space="preserve">Commercial GRC platforms vs. Exhibit 24: Governance, Risk, and Compliance (GRC) platforms (ServiceNow GRC, RSA Archer, MetricStream) provide configurable control frameworks at $30,000–$100,000+ annually. They are not pre-configured for OMB 2 CFR 200. The petitioner's free, pre-configured ICM mapped to specific OMB citations serves the same function for zero cost to the end user.</w:t>
       </w:r>
     </w:p>
     <w:p>
@@ -1915,39 +1766,7 @@
         <w:jc w:val="both"/>
       </w:pPr>
       <w:r>
-        <w:rPr>
-          <w:b/>
-          <w:bCs/>
-          <w:color w:val="7D6608"/>
-        </w:rPr>
-        <w:t xml:space="preserve">Integration advantage: </w:t>
-      </w:r>
-      <w:r>
-        <w:t xml:space="preserve">The ICM (Exhibit </w:t>
-      </w:r>
-      <w:r>
-        <w:t>12.1</w:t>
-      </w:r>
-      <w:r>
-        <w:t>) is the compliance monitoring layer that sits above the ERP system configured using Exhibit 1</w:t>
-      </w:r>
-      <w:r>
-        <w:t>2.2</w:t>
-      </w:r>
-      <w:r>
-        <w:t>. When an organization completes ERP implementation using the Exhibit 1</w:t>
-      </w:r>
-      <w:r>
-        <w:t>2.2</w:t>
-      </w:r>
-      <w:r>
-        <w:t xml:space="preserve"> playbook, the Exhibit 1</w:t>
-      </w:r>
-      <w:r>
-        <w:t>2.1</w:t>
-      </w:r>
-      <w:r>
-        <w:t xml:space="preserve"> ICM provides the ongoing monitoring structure for the controls the ERP has been configured to enforce. This integration between two tools is not available from any existing free resource — it requires the combination of both, which is only available as a unified ecosystem from this petitioner.</w:t>
+        <w:t w:space="preserve">Integration advantage: The ICM (Exhibit 24) is the compliance monitoring layer that sits above the ERP system configured using Exhibit 25. When an organization completes ERP implementation using the Exhibit 25 playbook, the Exhibit 24 ICM provides the ongoing monitoring structure for the controls the ERP has been configured to enforce. This integration between two tools is not available from any existing free resource — it requires the combination of both, which is only available as a unified ecosystem from this petitioner.</w:t>
       </w:r>
     </w:p>
     <w:p>
@@ -2080,7 +1899,7 @@
                 <w:sz w:val="20"/>
                 <w:szCs w:val="20"/>
               </w:rPr>
-              <w:t>Exhibit 12.1 presents an internal control matrix that is correctly structured under 2 CFR §200.303 and GAO Green Book standards. The 130+ controls, RACI matrix, cloud evidence links, and integration with the ERP framework constitute an operationally complete compliance monitoring tool not available for free elsewhere.</w:t>
+              <w:t>Exhibit 24 presents an internal control matrix that is correctly structured under 2 CFR §200.303 and GAO Green Book standards. The 130+ controls, RACI matrix, cloud evidence links, and integration with the ERP framework constitute an operationally complete compliance monitoring tool not available for free elsewhere.</w:t>
             </w:r>
           </w:p>
         </w:tc>
@@ -2215,28 +2034,7 @@
               <w:jc w:val="both"/>
             </w:pPr>
             <w:r>
-              <w:rPr>
-                <w:color w:val="1B4F8A"/>
-                <w:sz w:val="20"/>
-                <w:szCs w:val="20"/>
-              </w:rPr>
-              <w:t>Exhibit 1</w:t>
-            </w:r>
-            <w:r>
-              <w:rPr>
-                <w:color w:val="1B4F8A"/>
-                <w:sz w:val="20"/>
-                <w:szCs w:val="20"/>
-              </w:rPr>
-              <w:t>2.2</w:t>
-            </w:r>
-            <w:r>
-              <w:rPr>
-                <w:color w:val="1B4F8A"/>
-                <w:sz w:val="20"/>
-                <w:szCs w:val="20"/>
-              </w:rPr>
-              <w:t xml:space="preserve"> — ERP Implementation Framework for Grant Financial Management and Compliance Oversight</w:t>
+              <w:t w:space="preserve">Exhibit 25 — ERP Implementation Framework for Grant Financial Management and Compliance Oversight</w:t>
             </w:r>
           </w:p>
         </w:tc>
@@ -2299,13 +2097,7 @@
         <w:jc w:val="both"/>
       </w:pPr>
       <w:r>
-        <w:t>Exhibit 1</w:t>
-      </w:r>
-      <w:r>
-        <w:t>2.2</w:t>
-      </w:r>
-      <w:r>
-        <w:t xml:space="preserve"> presents a five-phase ERP implementation lifecycle — Pre-Award Financial Structure Design, Award Configuration and Control Environment, Financial Operations and Monitoring, Compliance Documentation and Audit Readiness, and Grant Closeout and Financial Reporting. I have reviewed the methodology against GFOA's published guidance on ERP implementation for governmental entities ('Financial Systems Modernization for Local Governments,' GFOA, 2022) and the requirements of OMB 2 CFR Part 200.</w:t>
+        <w:t w:space="preserve">Exhibit 25 presents a five-phase ERP implementation lifecycle — Pre-Award Financial Structure Design, Award Configuration and Control Environment, Financial Operations and Monitoring, Compliance Documentation and Audit Readiness, and Grant Closeout and Financial Reporting. I have reviewed the methodology against GFOA's published guidance on ERP implementation for governmental entities ('Financial Systems Modernization for Local Governments,' GFOA, 2022) and the requirements of OMB 2 CFR Part 200.</w:t>
       </w:r>
     </w:p>
     <w:p>
@@ -2347,22 +2139,24 @@
         <w:jc w:val="both"/>
       </w:pPr>
       <w:r>
+        <w:t w:space="preserve">Cutover checklist (87 items): The 87-item ERP cutover checklist, as described in Exhibit 25, addresses the categories of risk that produce the highest-severity financial management findings in Single Audits: data migration validation (chart of accounts integrity), access control configuration (segregation of duties), SAM.gov integration (debarment checks), and parallel processing completion. In my consulting practice, I have seen ERP transitions fail — producing immediate audit findings — specifically because these categories were not systematically verified before go-live. The checklist structure reflects genuine implementation experience.</w:t>
+      </w:r>
+    </w:p>
+    <w:p>
+      <w:pPr>
+        <w:spacing w:before="60" w:after="120"/>
+        <w:jc w:val="both"/>
+      </w:pPr>
+      <w:r>
         <w:rPr>
           <w:b/>
           <w:bCs/>
           <w:color w:val="1B4F8A"/>
         </w:rPr>
-        <w:lastRenderedPageBreak/>
-        <w:t xml:space="preserve">Cutover checklist (87 items): </w:t>
-      </w:r>
-      <w:r>
-        <w:t>The 87-item ERP cutover checklist, as described in Exhibit 1</w:t>
-      </w:r>
-      <w:r>
-        <w:t>2.2</w:t>
-      </w:r>
-      <w:r>
-        <w:t>, addresses the categories of risk that produce the highest-severity financial management findings in Single Audits: data migration validation (chart of accounts integrity), access control configuration (segregation of duties), SAM.gov integration (debarment checks), and parallel processing completion. In my consulting practice, I have seen ERP transitions fail — producing immediate audit findings — specifically because these categories were not systematically verified before go-live. The checklist structure reflects genuine implementation experience.</w:t>
+        <w:t xml:space="preserve">UAT framework (210 test scripts): </w:t>
+      </w:r>
+      <w:r>
+        <w:t>A User Acceptance Testing framework with 210 scripts across budgeting, procurement, time reporting, cost allocation, financial reporting, and audit documentation is a production-grade deliverable. For comparison, GFOA's recommended ERP UAT framework for governmental entities typically references 150–250 test scripts as the appropriate range for a mid-size municipal deployment. The 210-script count is within the professional standard range and suggests the framework is calibrated to real-world implementation complexity, not an academic approximation.</w:t>
       </w:r>
     </w:p>
     <w:p>
@@ -2371,38 +2165,7 @@
         <w:jc w:val="both"/>
       </w:pPr>
       <w:r>
-        <w:rPr>
-          <w:b/>
-          <w:bCs/>
-          <w:color w:val="1B4F8A"/>
-        </w:rPr>
-        <w:t xml:space="preserve">UAT framework (210 test scripts): </w:t>
-      </w:r>
-      <w:r>
-        <w:t>A User Acceptance Testing framework with 210 scripts across budgeting, procurement, time reporting, cost allocation, financial reporting, and audit documentation is a production-grade deliverable. For comparison, GFOA's recommended ERP UAT framework for governmental entities typically references 150–250 test scripts as the appropriate range for a mid-size municipal deployment. The 210-script count is within the professional standard range and suggests the framework is calibrated to real-world implementation complexity, not an academic approximation.</w:t>
-      </w:r>
-    </w:p>
-    <w:p>
-      <w:pPr>
-        <w:spacing w:before="60" w:after="120"/>
-        <w:jc w:val="both"/>
-      </w:pPr>
-      <w:r>
-        <w:rPr>
-          <w:b/>
-          <w:bCs/>
-          <w:color w:val="1B4F8A"/>
-        </w:rPr>
-        <w:t xml:space="preserve">Role-based training curriculum: </w:t>
-      </w:r>
-      <w:r>
-        <w:t>The eight-role curriculum (Finance Manager, Grants Manager, Procurement Officer, Compliance Officer, Payroll Coordinator, Internal Auditor, Department Head, Executive Leadership) with differentiated learning objectives and competency assessments reflects understanding of how grant recipient organizations actually allocate compliance responsibilities. Many publicly available ERP training programs provide generic role-neutral content; the differentiated approach in Exhibit 1</w:t>
-      </w:r>
-      <w:r>
-        <w:t>2.2</w:t>
-      </w:r>
-      <w:r>
-        <w:t xml:space="preserve"> is methodologically superior.</w:t>
+        <w:t w:space="preserve">Role-based training curriculum: The eight-role curriculum (Finance Manager, Grants Manager, Procurement Officer, Compliance Officer, Payroll Coordinator, Internal Auditor, Department Head, Executive Leadership) with differentiated learning objectives and competency assessments reflects understanding of how grant recipient organizations actually allocate compliance responsibilities. Many publicly available ERP training programs provide generic role-neutral content; the differentiated approach in Exhibit 25 is methodologically superior.</w:t>
       </w:r>
     </w:p>
     <w:p>
@@ -2434,13 +2197,7 @@
         <w:jc w:val="both"/>
       </w:pPr>
       <w:r>
-        <w:t>The framework's OMB mapping table in Exhibit 1</w:t>
-      </w:r>
-      <w:r>
-        <w:t>2.2</w:t>
-      </w:r>
-      <w:r>
-        <w:t xml:space="preserve"> — as I reviewed it — correctly maps each of the 12 framework components to the specific OMB provision it implements. I note the following specific verifications from my regulatory background:</w:t>
+        <w:t w:space="preserve">The framework's OMB mapping table in Exhibit 25 — as I reviewed it — correctly maps each of the 12 framework components to the specific OMB provision it implements. I note the following specific verifications from my regulatory background:</w:t>
       </w:r>
     </w:p>
     <w:p>
@@ -2519,21 +2276,7 @@
         <w:jc w:val="both"/>
       </w:pPr>
       <w:r>
-        <w:rPr>
-          <w:b/>
-          <w:bCs/>
-          <w:color w:val="0E6655"/>
-        </w:rPr>
-        <w:t xml:space="preserve">Regulatory alignment conclusion: </w:t>
-      </w:r>
-      <w:r>
-        <w:t>The ERP Implementation Framework (Exhibit 1</w:t>
-      </w:r>
-      <w:r>
-        <w:t>2.2</w:t>
-      </w:r>
-      <w:r>
-        <w:t>) demonstrates clause-level OMB 2 CFR Part 200 accuracy that I would expect from a practitioner with direct regulatory implementation experience — not from a general ERP consultant applying generic best practices to a federal compliance context.</w:t>
+        <w:t w:space="preserve">Regulatory alignment conclusion: The ERP Implementation Framework (Exhibit 25) demonstrates clause-level OMB 2 CFR Part 200 accuracy that I would expect from a practitioner with direct regulatory implementation experience — not from a general ERP consultant applying generic best practices to a federal compliance context.</w:t>
       </w:r>
     </w:p>
     <w:p>
@@ -2730,28 +2473,7 @@
               <w:jc w:val="both"/>
             </w:pPr>
             <w:r>
-              <w:rPr>
-                <w:color w:val="2C3E50"/>
-                <w:sz w:val="20"/>
-                <w:szCs w:val="20"/>
-              </w:rPr>
-              <w:t>Exhibit 1</w:t>
-            </w:r>
-            <w:r>
-              <w:rPr>
-                <w:color w:val="2C3E50"/>
-                <w:sz w:val="20"/>
-                <w:szCs w:val="20"/>
-              </w:rPr>
-              <w:t>2.2</w:t>
-            </w:r>
-            <w:r>
-              <w:rPr>
-                <w:color w:val="2C3E50"/>
-                <w:sz w:val="20"/>
-                <w:szCs w:val="20"/>
-              </w:rPr>
-              <w:t xml:space="preserve"> presents a technically accurate, methodologically rigorous ERP implementation framework correctly mapped to OMB 2 CFR Part 200. The 5-phase lifecycle, 87-item cutover checklist, 210-script UAT framework, and 8-role training curriculum are within professional standards for governmental ERP implementation. No equivalent free, OMB-mapped, platform-agnostic resource exists in the current market.</w:t>
+              <w:t w:space="preserve">Exhibit 25 presents a technically accurate, methodologically rigorous ERP implementation framework correctly mapped to OMB 2 CFR Part 200. The 5-phase lifecycle, 87-item cutover checklist, 210-script UAT framework, and 8-role training curriculum are within professional standards for governmental ERP implementation. No equivalent free, OMB-mapped, platform-agnostic resource exists in the current market.</w:t>
             </w:r>
           </w:p>
         </w:tc>
@@ -2863,28 +2585,7 @@
               <w:jc w:val="both"/>
             </w:pPr>
             <w:r>
-              <w:rPr>
-                <w:color w:val="1B4F8A"/>
-                <w:sz w:val="20"/>
-                <w:szCs w:val="20"/>
-              </w:rPr>
-              <w:t xml:space="preserve">Exhibit </w:t>
-            </w:r>
-            <w:r>
-              <w:rPr>
-                <w:color w:val="1B4F8A"/>
-                <w:sz w:val="20"/>
-                <w:szCs w:val="20"/>
-              </w:rPr>
-              <w:t>12.3</w:t>
-            </w:r>
-            <w:r>
-              <w:rPr>
-                <w:color w:val="1B4F8A"/>
-                <w:sz w:val="20"/>
-                <w:szCs w:val="20"/>
-              </w:rPr>
-              <w:t xml:space="preserve"> — Audit Readiness Framework + Excel Dashboard (693 Requirements, 13 Domains)</w:t>
+              <w:t w:space="preserve">Exhibit 26 — Audit Readiness Framework + Excel Dashboard (693 Requirements, 13 Domains)</w:t>
             </w:r>
           </w:p>
         </w:tc>
@@ -2947,13 +2648,7 @@
         <w:jc w:val="both"/>
       </w:pPr>
       <w:r>
-        <w:t xml:space="preserve">Exhibit </w:t>
-      </w:r>
-      <w:r>
-        <w:t>12.3</w:t>
-      </w:r>
-      <w:r>
-        <w:t xml:space="preserve"> presents an Audit Readiness and Financial Governance Framework covering 693 requirements across 13 compliance domains, mapped to OMB 2 CFR Part 200 (OMB Final Rule 2024), the OMB 2025 Compliance Supplement, and OMB Crosswalk &amp; FAQs 2024. I have reviewed the domain structure against the actual regulatory structure of 2 CFR Part 200 and can confirm the following:</w:t>
+        <w:t w:space="preserve">Exhibit 26 presents an Audit Readiness and Financial Governance Framework covering 693 requirements across 13 compliance domains, mapped to OMB 2 CFR Part 200 (OMB Final Rule 2024), the OMB 2025 Compliance Supplement, and OMB Crosswalk &amp; FAQs 2024. I have reviewed the domain structure against the actual regulatory structure of 2 CFR Part 200 and can confirm the following:</w:t>
       </w:r>
     </w:p>
     <w:p>
@@ -3066,13 +2761,7 @@
         <w:jc w:val="both"/>
       </w:pPr>
       <w:r>
-        <w:t xml:space="preserve">I reviewed the specific regulatory citations in Exhibit </w:t>
-      </w:r>
-      <w:r>
-        <w:t>12.3</w:t>
-      </w:r>
-      <w:r>
-        <w:t>'s framework table against the OMB Final Rule 2024 text. Every citation I spot-checked is accurate: §200.303 (internal controls), §§200.317–327 (procurement), §§200.330–332 (subrecipient monitoring), §200.501 (Single Audit), §200.334 (record retention), and §200.344 (closeout). The framework additionally references GAO Green Book Principles by number (Principles 1–5, 10, 17), which is technically correct — 2 CFR §200.303 explicitly directs grant recipients to apply internal control standards 'consistent with' the Green Book.</w:t>
+        <w:t w:space="preserve">I reviewed the specific regulatory citations in Exhibit 26's framework table against the OMB Final Rule 2024 text. Every citation I spot-checked is accurate: §200.303 (internal controls), §§200.317–327 (procurement), §§200.330–332 (subrecipient monitoring), §200.501 (Single Audit), §200.334 (record retention), and §200.344 (closeout). The framework additionally references GAO Green Book Principles by number (Principles 1–5, 10, 17), which is technically correct — 2 CFR §200.303 explicitly directs grant recipients to apply internal control standards 'consistent with' the Green Book.</w:t>
       </w:r>
     </w:p>
     <w:p>
@@ -3290,28 +2979,7 @@
               <w:jc w:val="both"/>
             </w:pPr>
             <w:r>
-              <w:rPr>
-                <w:color w:val="2C3E50"/>
-                <w:sz w:val="20"/>
-                <w:szCs w:val="20"/>
-              </w:rPr>
-              <w:t xml:space="preserve">Exhibit </w:t>
-            </w:r>
-            <w:r>
-              <w:rPr>
-                <w:color w:val="2C3E50"/>
-                <w:sz w:val="20"/>
-                <w:szCs w:val="20"/>
-              </w:rPr>
-              <w:t>12.3</w:t>
-            </w:r>
-            <w:r>
-              <w:rPr>
-                <w:color w:val="2C3E50"/>
-                <w:sz w:val="20"/>
-                <w:szCs w:val="20"/>
-              </w:rPr>
-              <w:t xml:space="preserve"> presents a 693-requirement audit readiness framework that is technically accurate, currently calibrated to the OMB Final Rule 2024, and structurally superior to any free compliance resource currently available to U.S. federal grant recipients. The risk calibration to PRAC FY2023 data and the incorporation of the OMB 2025 Compliance Supplement demonstrate active regulatory engagement, not static knowledge.</w:t>
+              <w:t w:space="preserve">Exhibit 26 presents a 693-requirement audit readiness framework that is technically accurate, currently calibrated to the OMB Final Rule 2024, and structurally superior to any free compliance resource currently available to U.S. federal grant recipients. The risk calibration to PRAC FY2023 data and the incorporation of the OMB 2025 Compliance Supplement demonstrate active regulatory engagement, not static knowledge.</w:t>
             </w:r>
           </w:p>
         </w:tc>
@@ -3463,7 +3131,7 @@
                 <w:sz w:val="20"/>
                 <w:szCs w:val="20"/>
               </w:rPr>
-              <w:t>Exhibit 12.4 — System Architecture, Algorithms, Control Matrix; Exhibit G-10 — Model Validation Report</w:t>
+              <w:t>Exhibit 27 — System Architecture, Algorithms, Control Matrix; Exhibit 28.G10 — Model Validation Report</w:t>
             </w:r>
           </w:p>
         </w:tc>
@@ -4014,46 +3682,7 @@
               <w:jc w:val="both"/>
             </w:pPr>
             <w:r>
-              <w:rPr>
-                <w:color w:val="1B4F8A"/>
-                <w:sz w:val="20"/>
-                <w:szCs w:val="20"/>
-              </w:rPr>
-              <w:t xml:space="preserve">Exhibit </w:t>
-            </w:r>
-            <w:r>
-              <w:rPr>
-                <w:color w:val="1B4F8A"/>
-                <w:sz w:val="20"/>
-                <w:szCs w:val="20"/>
-              </w:rPr>
-              <w:t>12.5</w:t>
-            </w:r>
-            <w:r>
-              <w:rPr>
-                <w:color w:val="1B4F8A"/>
-                <w:sz w:val="20"/>
-                <w:szCs w:val="20"/>
-              </w:rPr>
-              <w:t xml:space="preserve"> (G-1 through G-</w:t>
-            </w:r>
-            <w:proofErr w:type="gramStart"/>
-            <w:r>
-              <w:rPr>
-                <w:color w:val="1B4F8A"/>
-                <w:sz w:val="20"/>
-                <w:szCs w:val="20"/>
-              </w:rPr>
-              <w:t>5) —</w:t>
-            </w:r>
-            <w:proofErr w:type="gramEnd"/>
-            <w:r>
-              <w:rPr>
-                <w:color w:val="1B4F8A"/>
-                <w:sz w:val="20"/>
-                <w:szCs w:val="20"/>
-              </w:rPr>
-              <w:t xml:space="preserve"> System Architecture, Application Blueprint, Dashboard Mockups, TRL Assessment</w:t>
+              <w:t w:space="preserve">Exhibit 28 (28.G1 through 28.G5) — System Architecture, Application Blueprint, Dashboard Mockups, TRL Assessment</w:t>
             </w:r>
           </w:p>
         </w:tc>
@@ -4116,7 +3745,7 @@
         <w:jc w:val="both"/>
       </w:pPr>
       <w:r>
-        <w:t xml:space="preserve">Exhibit 12.5 presents the technical architecture and deployment roadmap for a Grant Management Application with five architectural layers: User Access Layer, Workflow and Collaboration Engine, AI Compliance and Risk Analytics Layer, Data Management and Compliance Repository, and Reporting and Decision Support Dashboards. </w:t>
+        <w:t xml:space="preserve">Exhibit 28 presents the technical architecture and deployment roadmap for a Grant Management Application with five architectural layers: User Access Layer, Workflow and Collaboration Engine, AI Compliance and Risk Analytics Layer, Data Management and Compliance Repository, and Reporting and Decision Support Dashboards. </w:t>
       </w:r>
       <w:del w:id="200" w:author="NIW Review Tracker" w:date="2026-06-15T00:00:00Z">
         <w:r>
@@ -4157,7 +3786,7 @@
           <w:bCs/>
           <w:color w:val="1B4F8A"/>
         </w:rPr>
-        <w:t xml:space="preserve">Grantor-grantee dual portal design (Exhibit G-1): </w:t>
+        <w:t xml:space="preserve">Grantor-grantee dual portal design (Exhibit 28.G1): </w:t>
       </w:r>
       <w:r>
         <w:t>The application architecture correctly identifies the grantor-grantee relationship as the primary workflow boundary. In my experience with federal program monitoring, the most significant compliance failures occur at the communication interface between grantor program officers and grantee finance teams — specifically in the areas of prior approval requests (2 CFR §200.308), subrecipient monitoring documentation (2 CFR §200.332), and financial status report submission (2 CFR §200.329). A dual-portal architecture that creates a structured, auditable communication channel between these two parties directly addresses the documented compliance breakdown point.</w:t>
@@ -4235,17 +3864,7 @@
         <w:jc w:val="both"/>
       </w:pPr>
       <w:r>
-        <w:t xml:space="preserve">The workflow engine described in Exhibit </w:t>
-      </w:r>
-      <w:r>
-        <w:t>12.5</w:t>
-      </w:r>
-      <w:r>
-        <w:t xml:space="preserve"> — covering grant application submission, budget approval workflows, milestone reporting, document routing, automated notifications, and compliance certification — maps to specific 2 CFR Part 200 workflow requirements. The budget approval workflow implements 2 CFR §200.308 (prior approvals for modifications); the milestone reporting implements 2 CFR §200.329 (performance reporting); the </w:t>
-      </w:r>
-      <w:r>
-        <w:lastRenderedPageBreak/>
-        <w:t>compliance certification implements 2 CFR §200.211(b)(6) (signatory certification requirements). These are not generic workflow categories — they reflect knowledge of the specific process steps mandated by OMB regulations.</w:t>
+        <w:t w:space="preserve">The workflow engine described in Exhibit 28 — covering grant application submission, budget approval workflows, milestone reporting, document routing, automated notifications, and compliance certification — maps to specific 2 CFR Part 200 workflow requirements. The budget approval workflow implements 2 CFR §200.308 (prior approvals for modifications); the milestone reporting implements 2 CFR §200.329 (performance reporting); the compliance certification implements 2 CFR §200.211(b)(6) (signatory certification requirements). These are not generic workflow categories — they reflect knowledge of the specific process steps mandated by OMB regulations.</w:t>
       </w:r>
     </w:p>
     <w:p>
@@ -4358,61 +3977,7 @@
         <w:jc w:val="both"/>
       </w:pPr>
       <w:r>
-        <w:rPr>
-          <w:b/>
-          <w:bCs/>
-          <w:color w:val="7D6608"/>
-        </w:rPr>
-        <w:t xml:space="preserve">Integration with the other four tools: </w:t>
-      </w:r>
-      <w:r>
-        <w:t xml:space="preserve">The Grant Management Application (Exhibit </w:t>
-      </w:r>
-      <w:r>
-        <w:t>12.5</w:t>
-      </w:r>
-      <w:r>
-        <w:t>) is the workflow execution layer that sits above the other four tools. The ERP system (Exhibit 1</w:t>
-      </w:r>
-      <w:r>
-        <w:t>2.2</w:t>
-      </w:r>
-      <w:r>
-        <w:t>) produces the financial transaction data; the ICM (Exhibit 1</w:t>
-      </w:r>
-      <w:r>
-        <w:t>2.1</w:t>
-      </w:r>
-      <w:r>
-        <w:t xml:space="preserve">) monitors the controls on those transactions; the Audit Readiness Framework (Exhibit </w:t>
-      </w:r>
-      <w:r>
-        <w:t>12.3</w:t>
-      </w:r>
-      <w:r>
-        <w:t>) tracks compliance against 693 requirements; and the Fraud Detection System (Exhibit</w:t>
-      </w:r>
-      <w:r>
-        <w:t xml:space="preserve"> 12.4</w:t>
-      </w:r>
-      <w:r>
-        <w:t xml:space="preserve">) flags anomalies in the transaction data. The Grant Management Application provides the collaboration and workflow management layer that coordinates </w:t>
-      </w:r>
-      <w:proofErr w:type="gramStart"/>
-      <w:r>
-        <w:t>all of</w:t>
-      </w:r>
-      <w:proofErr w:type="gramEnd"/>
-      <w:r>
-        <w:t xml:space="preserve"> these functions and creates the centralized, auditable repository. This </w:t>
-      </w:r>
-      <w:proofErr w:type="gramStart"/>
-      <w:r>
-        <w:t>systems</w:t>
-      </w:r>
-      <w:proofErr w:type="gramEnd"/>
-      <w:r>
-        <w:t xml:space="preserve"> integration is what distinguishes the petitioner's ecosystem from five unrelated standalone tools.</w:t>
+        <w:t w:space="preserve">Integration with the other four tools: The Grant Management Application (Exhibit 28) is the workflow execution layer that sits above the other four tools. The ERP system (Exhibit 25) produces the financial transaction data; the ICM (Exhibit 24) monitors the controls on those transactions; the Audit Readiness Framework (Exhibit 26) tracks compliance against 693 requirements; and the Fraud Detection System (Exhibit 27) flags anomalies in the transaction data. The Grant Management Application provides the collaboration and workflow management layer that coordinates all of these functions and creates the centralized, auditable repository. This systems integration is what distinguishes the petitioner's ecosystem from five unrelated standalone tools.</w:t>
       </w:r>
     </w:p>
     <w:p>
@@ -4532,7 +4097,7 @@
                   <w:sz w:val="20"/>
                   <w:szCs w:val="20"/>
                 </w:rPr>
-                <w:t>Exhibit 12.5 (GovGuard™) presents a production-ready MVP at TRL 7–8.</w:t>
+                <w:t>Exhibit 28 (GovGuard™) presents a production-ready MVP at TRL 7–8.</w:t>
               </w:r>
             </w:ins>
             <w:r>
@@ -4643,38 +4208,7 @@
               <w:jc w:val="both"/>
             </w:pPr>
             <w:r>
-              <w:rPr>
-                <w:b/>
-                <w:bCs/>
-                <w:color w:val="D5F5E3"/>
-                <w:sz w:val="20"/>
-                <w:szCs w:val="20"/>
-              </w:rPr>
-              <w:t xml:space="preserve">Layer 1 — Implementation: </w:t>
-            </w:r>
-            <w:r>
-              <w:rPr>
-                <w:color w:val="FFFFFF"/>
-                <w:sz w:val="20"/>
-                <w:szCs w:val="20"/>
-              </w:rPr>
-              <w:t xml:space="preserve">Exhibit </w:t>
-            </w:r>
-            <w:r>
-              <w:rPr>
-                <w:color w:val="FFFFFF"/>
-                <w:sz w:val="20"/>
-                <w:szCs w:val="20"/>
-              </w:rPr>
-              <w:t>12.2</w:t>
-            </w:r>
-            <w:r>
-              <w:rPr>
-                <w:color w:val="FFFFFF"/>
-                <w:sz w:val="20"/>
-                <w:szCs w:val="20"/>
-              </w:rPr>
-              <w:t xml:space="preserve"> (ERP Framework) configures the financial management system that produces all transaction data. It is the foundation layer — without a compliant ERP system, all subsequent monitoring is built on unreliable data.</w:t>
+              <w:t w:space="preserve">Layer 1 — Implementation: Exhibit 25 (ERP Framework) configures the financial management system that produces all transaction data. It is the foundation layer — without a compliant ERP system, all subsequent monitoring is built on unreliable data.</w:t>
             </w:r>
           </w:p>
           <w:p>
@@ -4683,38 +4217,7 @@
               <w:jc w:val="both"/>
             </w:pPr>
             <w:r>
-              <w:rPr>
-                <w:b/>
-                <w:bCs/>
-                <w:color w:val="D5F5E3"/>
-                <w:sz w:val="20"/>
-                <w:szCs w:val="20"/>
-              </w:rPr>
-              <w:t xml:space="preserve">Layer 2 — Control Structure: </w:t>
-            </w:r>
-            <w:r>
-              <w:rPr>
-                <w:color w:val="FFFFFF"/>
-                <w:sz w:val="20"/>
-                <w:szCs w:val="20"/>
-              </w:rPr>
-              <w:t>Exhibit 1</w:t>
-            </w:r>
-            <w:r>
-              <w:rPr>
-                <w:color w:val="FFFFFF"/>
-                <w:sz w:val="20"/>
-                <w:szCs w:val="20"/>
-              </w:rPr>
-              <w:t>2.1</w:t>
-            </w:r>
-            <w:r>
-              <w:rPr>
-                <w:color w:val="FFFFFF"/>
-                <w:sz w:val="20"/>
-                <w:szCs w:val="20"/>
-              </w:rPr>
-              <w:t xml:space="preserve"> (ICM Dashboard) defines the 130+ controls that must operate within the ERP system. It tells the organization which controls to configure in the ERP (Layer 1) and provides the ongoing monitoring dashboard to verify they are working.</w:t>
+              <w:t w:space="preserve">Layer 2 — Control Structure: Exhibit 24 (ICM Dashboard) defines the 130+ controls that must operate within the ERP system. It tells the organization which controls to configure in the ERP (Layer 1) and provides the ongoing monitoring dashboard to verify they are working.</w:t>
             </w:r>
           </w:p>
           <w:p>
@@ -4723,54 +4226,7 @@
               <w:jc w:val="both"/>
             </w:pPr>
             <w:r>
-              <w:rPr>
-                <w:b/>
-                <w:bCs/>
-                <w:color w:val="D5F5E3"/>
-                <w:sz w:val="20"/>
-                <w:szCs w:val="20"/>
-              </w:rPr>
-              <w:t xml:space="preserve">Layer 3 — Compliance Mapping: </w:t>
-            </w:r>
-            <w:r>
-              <w:rPr>
-                <w:color w:val="FFFFFF"/>
-                <w:sz w:val="20"/>
-                <w:szCs w:val="20"/>
-              </w:rPr>
-              <w:t xml:space="preserve">Exhibit </w:t>
-            </w:r>
-            <w:r>
-              <w:rPr>
-                <w:color w:val="FFFFFF"/>
-                <w:sz w:val="20"/>
-                <w:szCs w:val="20"/>
-              </w:rPr>
-              <w:t>12.3</w:t>
-            </w:r>
-            <w:r>
-              <w:rPr>
-                <w:color w:val="FFFFFF"/>
-                <w:sz w:val="20"/>
-                <w:szCs w:val="20"/>
-              </w:rPr>
-              <w:t xml:space="preserve"> (Audit Readiness Framework) maps all 693 applicable regulatory requirements against the organization's implementation status. It tracks not just whether controls are operating (Exhibit 1</w:t>
-            </w:r>
-            <w:r>
-              <w:rPr>
-                <w:color w:val="FFFFFF"/>
-                <w:sz w:val="20"/>
-                <w:szCs w:val="20"/>
-              </w:rPr>
-              <w:t>2.1</w:t>
-            </w:r>
-            <w:r>
-              <w:rPr>
-                <w:color w:val="FFFFFF"/>
-                <w:sz w:val="20"/>
-                <w:szCs w:val="20"/>
-              </w:rPr>
-              <w:t>) but whether all regulatory obligations are covered — filling gaps the ICM may not capture.</w:t>
+              <w:t w:space="preserve">Layer 3 — Compliance Mapping: Exhibit 26 (Audit Readiness Framework) maps all 693 applicable regulatory requirements against the organization's implementation status. It tracks not just whether controls are operating (Exhibit 24) but whether all regulatory obligations are covered — filling gaps the ICM may not capture.</w:t>
             </w:r>
           </w:p>
           <w:p>
@@ -4779,78 +4235,15 @@
               <w:jc w:val="both"/>
             </w:pPr>
             <w:r>
-              <w:rPr>
-                <w:b/>
-                <w:bCs/>
-                <w:color w:val="D5F5E3"/>
-                <w:sz w:val="20"/>
-                <w:szCs w:val="20"/>
-              </w:rPr>
-              <w:lastRenderedPageBreak/>
-              <w:t xml:space="preserve">Layer 4 — Anomaly Detection: </w:t>
-            </w:r>
-            <w:r>
-              <w:rPr>
-                <w:color w:val="FFFFFF"/>
-                <w:sz w:val="20"/>
-                <w:szCs w:val="20"/>
-              </w:rPr>
-              <w:t>Exhibit 1</w:t>
-            </w:r>
-            <w:r>
-              <w:rPr>
-                <w:color w:val="FFFFFF"/>
-                <w:sz w:val="20"/>
-                <w:szCs w:val="20"/>
-              </w:rPr>
-              <w:t>2.4</w:t>
-            </w:r>
-            <w:r>
-              <w:rPr>
-                <w:color w:val="FFFFFF"/>
-                <w:sz w:val="20"/>
-                <w:szCs w:val="20"/>
-              </w:rPr>
-              <w:t xml:space="preserve"> (AI Fraud Detection) monitors the transaction stream produced by the ERP system (Layer 1) against PRAC fraud typologies, with each flag cited to the specific 2 CFR 200 provision the flagged transaction may violate. It provides real-time risk intelligence that feeds into both the ICM (Layer 2) and the compliance register (Layer 3).</w:t>
-            </w:r>
-          </w:p>
-          <w:p>
-            <w:pPr>
-              <w:jc w:val="both"/>
-            </w:pPr>
-            <w:r>
-              <w:rPr>
-                <w:b/>
-                <w:bCs/>
-                <w:color w:val="D5F5E3"/>
-                <w:sz w:val="20"/>
-                <w:szCs w:val="20"/>
-              </w:rPr>
-              <w:t xml:space="preserve">Layer 5 — Orchestration: </w:t>
-            </w:r>
-            <w:r>
-              <w:rPr>
-                <w:color w:val="FFFFFF"/>
-                <w:sz w:val="20"/>
-                <w:szCs w:val="20"/>
-              </w:rPr>
-              <w:t xml:space="preserve">Exhibit </w:t>
-            </w:r>
-            <w:r>
-              <w:rPr>
-                <w:color w:val="FFFFFF"/>
-                <w:sz w:val="20"/>
-                <w:szCs w:val="20"/>
-              </w:rPr>
-              <w:t>12.5</w:t>
-            </w:r>
-            <w:r>
-              <w:rPr>
-                <w:color w:val="FFFFFF"/>
-                <w:sz w:val="20"/>
-                <w:szCs w:val="20"/>
-              </w:rPr>
-              <w:t xml:space="preserve"> (Grant Management Application) provides the workflow management and communication platform that connects grantor and grantee, routes compliance tasks to responsible parties, enforces documentation requirements, and maintains the immutable audit trail that all other layers require. It is the integration layer that makes the other four function as a unified system rather than five isolated tools.</w:t>
+              <w:t w:space="preserve">Layer 4 — Anomaly Detection: Exhibit 27 (AI Fraud Detection) monitors the transaction stream produced by the ERP system (Layer 1) against PRAC fraud typologies, with each flag cited to the specific 2 CFR 200 provision the flagged transaction may violate. It provides real-time risk intelligence that feeds into both the ICM (Layer 2) and the compliance register (Layer 3).</w:t>
+            </w:r>
+          </w:p>
+          <w:p>
+            <w:pPr>
+              <w:jc w:val="both"/>
+            </w:pPr>
+            <w:r>
+              <w:t w:space="preserve">Layer 5 — Orchestration: Exhibit 28 (Grant Management Application) provides the workflow management and communication platform that connects grantor and grantee, routes compliance tasks to responsible parties, enforces documentation requirements, and maintains the immutable audit trail that all other layers require. It is the integration layer that makes the other four function as a unified system rather than five isolated tools.</w:t>
             </w:r>
           </w:p>
         </w:tc>
@@ -5080,21 +4473,7 @@
         <w:jc w:val="both"/>
       </w:pPr>
       <w:r>
-        <w:rPr>
-          <w:b/>
-          <w:bCs/>
-          <w:color w:val="1B4F8A"/>
-        </w:rPr>
-        <w:t xml:space="preserve">Scalability across government levels: </w:t>
-      </w:r>
-      <w:r>
-        <w:t xml:space="preserve">The five tools are designed at the appropriate level of specificity to be used by federal agencies, state pass-through entities, local government grantees, tribal governments, CDFIs, and nonprofits — all levels of the grant administration hierarchy. The integration architecture (Exhibit </w:t>
-      </w:r>
-      <w:r>
-        <w:t>12.5</w:t>
-      </w:r>
-      <w:r>
-        <w:t>) supports multi-stakeholder deployment. This scalability is not aspirational; it is built into the five-layer architecture.</w:t>
+        <w:t w:space="preserve">Scalability across government levels: The five tools are designed at the appropriate level of specificity to be used by federal agencies, state pass-through entities, local government grantees, tribal governments, CDFIs, and nonprofits — all levels of the grant administration hierarchy. The integration architecture (Exhibit 28) supports multi-stakeholder deployment. This scalability is not aspirational; it is built into the five-layer architecture.</w:t>
       </w:r>
     </w:p>
     <w:p>
@@ -5213,37 +4592,7 @@
         <w:jc w:val="both"/>
       </w:pPr>
       <w:r>
-        <w:rPr>
-          <w:b/>
-          <w:bCs/>
-          <w:color w:val="1B4F8A"/>
-        </w:rPr>
-        <w:t xml:space="preserve">ERP implementation capability: </w:t>
-      </w:r>
-      <w:r>
-        <w:t xml:space="preserve">The ERP Implementation Framework (Exhibit </w:t>
-      </w:r>
-      <w:proofErr w:type="gramStart"/>
-      <w:r>
-        <w:t>1</w:t>
-      </w:r>
-      <w:r>
-        <w:t>2.2</w:t>
-      </w:r>
-      <w:r>
-        <w:t>) —</w:t>
-      </w:r>
-      <w:proofErr w:type="gramEnd"/>
-      <w:r>
-        <w:t xml:space="preserve"> with its 5-phase methodology, 87-item cutover checklist, 210-script UAT framework, and 8-role training curriculum — is not a conceptual document. It is an operational playbook. Producing a document of this specificity requires hands-on experience leading ERP implementations in large, complex, multi-entity environments. The petitioner's seven-year tenure as Director of Financial Reporting and Taxation at EMAAR Economic City (managing ERP systems across 15 subsidiaries, Tadawul-listed) provides exactly this kind of experience. The CEO's letter (Letter of Recommendation 1) specifically confirms that Mr. Bilal developed automated consolidation frameworks and integrated financial reporting dashboards that reduced month-end closing cycles by </w:t>
-      </w:r>
-      <w:proofErr w:type="gramStart"/>
-      <w:r>
-        <w:t>50% —</w:t>
-      </w:r>
-      <w:proofErr w:type="gramEnd"/>
-      <w:r>
-        <w:t xml:space="preserve"> quantified evidence of ERP implementation execution capability.</w:t>
+        <w:t w:space="preserve">ERP implementation capability: The ERP Implementation Framework (Exhibit 25) — with its 5-phase methodology, 87-item cutover checklist, 210-script UAT framework, and 8-role training curriculum — is not a conceptual document. It is an operational playbook. Producing a document of this specificity requires hands-on experience leading ERP implementations in large, complex, multi-entity environments. The petitioner's seven-year tenure as Director of Financial Reporting and Taxation at EMAAR Economic City (managing ERP systems across 15 subsidiaries, Tadawul-listed) provides exactly this kind of experience. The CEO's letter (Letter of Recommendation 1) specifically confirms that Mr. Bilal developed automated consolidation frameworks and integrated financial reporting dashboards that reduced month-end closing cycles by 50% — quantified evidence of ERP implementation execution capability.</w:t>
       </w:r>
     </w:p>
     <w:p>
@@ -5252,35 +4601,7 @@
         <w:jc w:val="both"/>
       </w:pPr>
       <w:r>
-        <w:rPr>
-          <w:b/>
-          <w:bCs/>
-          <w:color w:val="1B4F8A"/>
-        </w:rPr>
-        <w:t xml:space="preserve">Financial controls expertise: </w:t>
-      </w:r>
-      <w:r>
-        <w:t>The 130-control ICM (Exhibit 1</w:t>
-      </w:r>
-      <w:r>
-        <w:t>2.1</w:t>
-      </w:r>
-      <w:r>
-        <w:t xml:space="preserve">) and the 693-requirement Audit Readiness Framework (Exhibit </w:t>
-      </w:r>
-      <w:r>
-        <w:t>12.3</w:t>
-      </w:r>
-      <w:r>
-        <w:t xml:space="preserve">) are COSO-based internal control architectures. Designing these correctly requires mastery of the COSO Internal Control — Integrated Framework and its application to multi-entity, publicly accountable organizations. The petitioner's professional certifications — FCA (ICAP), FCCA (ACCA UK), and CFA (CFA Institute, </w:t>
-      </w:r>
-      <w:proofErr w:type="gramStart"/>
-      <w:r>
-        <w:t>2025) —</w:t>
-      </w:r>
-      <w:proofErr w:type="gramEnd"/>
-      <w:r>
-        <w:t xml:space="preserve"> each require rigorous curriculum components in audit methodology, internal controls, and financial governance. His PwC audit background (2008–2012) provided the foundational control design expertise that the exhibits demonstrate.</w:t>
+        <w:t w:space="preserve">Financial controls expertise: The 130-control ICM (Exhibit 24) and the 693-requirement Audit Readiness Framework (Exhibit 26) are COSO-based internal control architectures. Designing these correctly requires mastery of the COSO Internal Control — Integrated Framework and its application to multi-entity, publicly accountable organizations. The petitioner's professional certifications — FCA (ICAP), FCCA (ACCA UK), and CFA (CFA Institute, 2025) — each require rigorous curriculum components in audit methodology, internal controls, and financial governance. His PwC audit background (2008–2012) provided the foundational control design expertise that the exhibits demonstrate.</w:t>
       </w:r>
     </w:p>
     <w:p>
@@ -5765,60 +5086,7 @@
               <w:jc w:val="both"/>
             </w:pPr>
             <w:r>
-              <w:rPr>
-                <w:color w:val="2C3E50"/>
-                <w:sz w:val="20"/>
-                <w:szCs w:val="20"/>
-              </w:rPr>
-              <w:t xml:space="preserve">The ERP framework (Exhibit </w:t>
-            </w:r>
-            <w:r>
-              <w:rPr>
-                <w:color w:val="2C3E50"/>
-                <w:sz w:val="20"/>
-                <w:szCs w:val="20"/>
-              </w:rPr>
-              <w:t>12.2</w:t>
-            </w:r>
-            <w:r>
-              <w:rPr>
-                <w:color w:val="2C3E50"/>
-                <w:sz w:val="20"/>
-                <w:szCs w:val="20"/>
-              </w:rPr>
-              <w:t xml:space="preserve">) and Audit Readiness Framework (Exhibit </w:t>
-            </w:r>
-            <w:r>
-              <w:rPr>
-                <w:color w:val="2C3E50"/>
-                <w:sz w:val="20"/>
-                <w:szCs w:val="20"/>
-              </w:rPr>
-              <w:t>12.3</w:t>
-            </w:r>
-            <w:r>
-              <w:rPr>
-                <w:color w:val="2C3E50"/>
-                <w:sz w:val="20"/>
-                <w:szCs w:val="20"/>
-              </w:rPr>
-              <w:t xml:space="preserve">) are methodologically rigorous at a level consistent with GFOA standards for governmental ERP and compliance. The AI fraud detection system (Exhibit </w:t>
-            </w:r>
-            <w:r>
-              <w:rPr>
-                <w:color w:val="2C3E50"/>
-                <w:sz w:val="20"/>
-                <w:szCs w:val="20"/>
-              </w:rPr>
-              <w:t>12.4</w:t>
-            </w:r>
-            <w:r>
-              <w:rPr>
-                <w:color w:val="2C3E50"/>
-                <w:sz w:val="20"/>
-                <w:szCs w:val="20"/>
-              </w:rPr>
-              <w:t xml:space="preserve"> + G-10) is validated at an appropriate level for prototype-stage technology.</w:t>
+              <w:t w:space="preserve">The ERP framework (Exhibit 25) and Audit Readiness Framework (Exhibit 26) are methodologically rigorous at a level consistent with GFOA standards for governmental ERP and compliance. The AI fraud detection system (Exhibit 27 + 28.G10) is validated at an appropriate level for prototype-stage technology.</w:t>
             </w:r>
           </w:p>
         </w:tc>
